--- a/backend/tests/fixtures/documents/retention-policy.docx
+++ b/backend/tests/fixtures/documents/retention-policy.docx
@@ -104,6 +104,35 @@
         </w:tc>
       </w:tr>
     </w:tbl>
+    <w:p>
+      <w:pPr>
+        <w:pStyle w:val="Heading2"/>
+      </w:pPr>
+      <w:r>
+        <w:t>Backups</w:t>
+      </w:r>
+    </w:p>
+    <w:p>
+      <w:r>
+        <w:t>The team shall:</w:t>
+      </w:r>
+    </w:p>
+    <w:p>
+      <w:pPr>
+        <w:pStyle w:val="ListNumber"/>
+      </w:pPr>
+      <w:r>
+        <w:t>back up the logs every week;</w:t>
+      </w:r>
+    </w:p>
+    <w:p>
+      <w:pPr>
+        <w:pStyle w:val="ListNumber"/>
+      </w:pPr>
+      <w:r>
+        <w:t>test a restore every month.</w:t>
+      </w:r>
+    </w:p>
     <w:p>
       <w:pPr>
         <w:pStyle w:val="Heading2"/>
